--- a/docs/IBimestre/Tareas/T1/EvolucionCalidadSW-SuarezJuan.docx
+++ b/docs/IBimestre/Tareas/T1/EvolucionCalidadSW-SuarezJuan.docx
@@ -1,6 +1,6 @@
 
 <file path=word/document.xml><?xml version="1.0" encoding="utf-8"?>
-<w:document xmlns:wpc="http://schemas.microsoft.com/office/word/2010/wordprocessingCanvas" xmlns:cx="http://schemas.microsoft.com/office/drawing/2014/chartex" xmlns:cx1="http://schemas.microsoft.com/office/drawing/2015/9/8/chartex" xmlns:cx2="http://schemas.microsoft.com/office/drawing/2015/10/21/chartex" xmlns:cx3="http://schemas.microsoft.com/office/drawing/2016/5/9/chartex" xmlns:cx4="http://schemas.microsoft.com/office/drawing/2016/5/10/chartex" xmlns:cx5="http://schemas.microsoft.com/office/drawing/2016/5/11/chartex" xmlns:cx6="http://schemas.microsoft.com/office/drawing/2016/5/12/chartex" xmlns:cx7="http://schemas.microsoft.com/office/drawing/2016/5/13/chartex" xmlns:cx8="http://schemas.microsoft.com/office/drawing/2016/5/14/chartex" xmlns:mc="http://schemas.openxmlformats.org/markup-compatibility/2006" xmlns:aink="http://schemas.microsoft.com/office/drawing/2016/ink" xmlns:am3d="http://schemas.microsoft.com/office/drawing/2017/model3d" xmlns:o="urn:schemas-microsoft-com:office:office" xmlns:r="http://schemas.openxmlformats.org/officeDocument/2006/relationships" xmlns:m="http://schemas.openxmlformats.org/officeDocument/2006/math" xmlns:v="urn:schemas-microsoft-com:vml" xmlns:wp14="http://schemas.microsoft.com/office/word/2010/wordprocessingDrawing" xmlns:wp="http://schemas.openxmlformats.org/drawingml/2006/wordprocessingDrawing" xmlns:w10="urn:schemas-microsoft-com:office:word" xmlns:w="http://schemas.openxmlformats.org/wordprocessingml/2006/main" xmlns:w14="http://schemas.microsoft.com/office/word/2010/wordml" xmlns:w15="http://schemas.microsoft.com/office/word/2012/wordml" xmlns:w16cid="http://schemas.microsoft.com/office/word/2016/wordml/cid" xmlns:w16se="http://schemas.microsoft.com/office/word/2015/wordml/symex" xmlns:wpg="http://schemas.microsoft.com/office/word/2010/wordprocessingGroup" xmlns:wpi="http://schemas.microsoft.com/office/word/2010/wordprocessingInk" xmlns:wne="http://schemas.microsoft.com/office/word/2006/wordml" xmlns:wps="http://schemas.microsoft.com/office/word/2010/wordprocessingShape" mc:Ignorable="w14 w15 w16se w16cid wp14">
+<w:document xmlns:wpc="http://schemas.microsoft.com/office/word/2010/wordprocessingCanvas" xmlns:cx="http://schemas.microsoft.com/office/drawing/2014/chartex" xmlns:cx1="http://schemas.microsoft.com/office/drawing/2015/9/8/chartex" xmlns:cx2="http://schemas.microsoft.com/office/drawing/2015/10/21/chartex" xmlns:cx3="http://schemas.microsoft.com/office/drawing/2016/5/9/chartex" xmlns:cx4="http://schemas.microsoft.com/office/drawing/2016/5/10/chartex" xmlns:cx5="http://schemas.microsoft.com/office/drawing/2016/5/11/chartex" xmlns:cx6="http://schemas.microsoft.com/office/drawing/2016/5/12/chartex" xmlns:cx7="http://schemas.microsoft.com/office/drawing/2016/5/13/chartex" xmlns:cx8="http://schemas.microsoft.com/office/drawing/2016/5/14/chartex" xmlns:mc="http://schemas.openxmlformats.org/markup-compatibility/2006" xmlns:aink="http://schemas.microsoft.com/office/drawing/2016/ink" xmlns:am3d="http://schemas.microsoft.com/office/drawing/2017/model3d" xmlns:o="urn:schemas-microsoft-com:office:office" xmlns:oel="http://schemas.microsoft.com/office/2019/extlst" xmlns:r="http://schemas.openxmlformats.org/officeDocument/2006/relationships" xmlns:m="http://schemas.openxmlformats.org/officeDocument/2006/math" xmlns:v="urn:schemas-microsoft-com:vml" xmlns:wp14="http://schemas.microsoft.com/office/word/2010/wordprocessingDrawing" xmlns:wp="http://schemas.openxmlformats.org/drawingml/2006/wordprocessingDrawing" xmlns:w10="urn:schemas-microsoft-com:office:word" xmlns:w="http://schemas.openxmlformats.org/wordprocessingml/2006/main" xmlns:w14="http://schemas.microsoft.com/office/word/2010/wordml" xmlns:w15="http://schemas.microsoft.com/office/word/2012/wordml" xmlns:w16cex="http://schemas.microsoft.com/office/word/2018/wordml/cex" xmlns:w16cid="http://schemas.microsoft.com/office/word/2016/wordml/cid" xmlns:w16="http://schemas.microsoft.com/office/word/2018/wordml" xmlns:w16sdtdh="http://schemas.microsoft.com/office/word/2020/wordml/sdtdatahash" xmlns:w16se="http://schemas.microsoft.com/office/word/2015/wordml/symex" xmlns:wpg="http://schemas.microsoft.com/office/word/2010/wordprocessingGroup" xmlns:wpi="http://schemas.microsoft.com/office/word/2010/wordprocessingInk" xmlns:wne="http://schemas.microsoft.com/office/word/2006/wordml" xmlns:wps="http://schemas.microsoft.com/office/word/2010/wordprocessingShape" mc:Ignorable="w14 w15 w16se w16cid w16 w16cex w16sdtdh wp14">
   <w:body>
     <w:p>
       <w:pPr>
@@ -13,7 +13,7 @@
     </w:p>
     <w:tbl>
       <w:tblPr>
-        <w:tblStyle w:val="Tablaconcuadrcula"/>
+        <w:tblStyle w:val="TableGrid"/>
         <w:tblW w:w="0" w:type="auto"/>
         <w:tblBorders>
           <w:top w:val="none" w:sz="0" w:space="0" w:color="auto"/>
@@ -80,28 +80,8 @@
               <w:rPr>
                 <w:rFonts w:ascii="Times New Roman" w:hAnsi="Times New Roman" w:cs="Times New Roman"/>
               </w:rPr>
-              <w:t>[</w:t>
+              <w:t>Juan Diego Suárez</w:t>
             </w:r>
-            <w:r>
-              <w:rPr>
-                <w:rFonts w:ascii="Times New Roman" w:hAnsi="Times New Roman" w:cs="Times New Roman"/>
-              </w:rPr>
-              <w:t>nombre y apellido</w:t>
-            </w:r>
-            <w:r>
-              <w:rPr>
-                <w:rFonts w:ascii="Times New Roman" w:hAnsi="Times New Roman" w:cs="Times New Roman"/>
-              </w:rPr>
-              <w:t xml:space="preserve"> del estudiante</w:t>
-            </w:r>
-            <w:r>
-              <w:rPr>
-                <w:rFonts w:ascii="Times New Roman" w:hAnsi="Times New Roman" w:cs="Times New Roman"/>
-              </w:rPr>
-              <w:t>]</w:t>
-            </w:r>
-            <w:bookmarkStart w:id="0" w:name="_GoBack"/>
-            <w:bookmarkEnd w:id="0"/>
           </w:p>
         </w:tc>
       </w:tr>
@@ -142,37 +122,7 @@
               <w:rPr>
                 <w:rFonts w:ascii="Times New Roman" w:hAnsi="Times New Roman" w:cs="Times New Roman"/>
               </w:rPr>
-              <w:t>[día – mes- año, ejemplo:</w:t>
-            </w:r>
-            <w:r>
-              <w:rPr>
-                <w:rFonts w:ascii="Times New Roman" w:hAnsi="Times New Roman" w:cs="Times New Roman"/>
-              </w:rPr>
-              <w:t xml:space="preserve"> 18-0</w:t>
-            </w:r>
-            <w:r>
-              <w:rPr>
-                <w:rFonts w:ascii="Times New Roman" w:hAnsi="Times New Roman" w:cs="Times New Roman"/>
-              </w:rPr>
-              <w:t>1</w:t>
-            </w:r>
-            <w:r>
-              <w:rPr>
-                <w:rFonts w:ascii="Times New Roman" w:hAnsi="Times New Roman" w:cs="Times New Roman"/>
-              </w:rPr>
-              <w:t>-20</w:t>
-            </w:r>
-            <w:r>
-              <w:rPr>
-                <w:rFonts w:ascii="Times New Roman" w:hAnsi="Times New Roman" w:cs="Times New Roman"/>
-              </w:rPr>
-              <w:t>25</w:t>
-            </w:r>
-            <w:r>
-              <w:rPr>
-                <w:rFonts w:ascii="Times New Roman" w:hAnsi="Times New Roman" w:cs="Times New Roman"/>
-              </w:rPr>
-              <w:t>]</w:t>
+              <w:t>30-04-2025</w:t>
             </w:r>
           </w:p>
         </w:tc>
@@ -273,26 +223,47 @@
               <w:jc w:val="both"/>
               <w:rPr>
                 <w:rFonts w:ascii="Times New Roman" w:hAnsi="Times New Roman" w:cs="Times New Roman"/>
+                <w:lang w:val="es-MX"/>
               </w:rPr>
             </w:pPr>
             <w:r>
               <w:rPr>
                 <w:rFonts w:ascii="Times New Roman" w:hAnsi="Times New Roman" w:cs="Times New Roman"/>
               </w:rPr>
-              <w:t>[Título d</w:t>
+              <w:t>Línea de tiempo de la e</w:t>
+            </w:r>
+            <w:proofErr w:type="spellStart"/>
+            <w:r>
+              <w:rPr>
+                <w:rFonts w:ascii="Times New Roman" w:hAnsi="Times New Roman" w:cs="Times New Roman"/>
+                <w:lang w:val="es-MX"/>
+              </w:rPr>
+              <w:t>volución</w:t>
+            </w:r>
+            <w:proofErr w:type="spellEnd"/>
+            <w:r>
+              <w:rPr>
+                <w:rFonts w:ascii="Times New Roman" w:hAnsi="Times New Roman" w:cs="Times New Roman"/>
+                <w:lang w:val="es-MX"/>
+              </w:rPr>
+              <w:t xml:space="preserve"> de la calidad de software</w:t>
             </w:r>
             <w:r>
               <w:rPr>
                 <w:rFonts w:ascii="Times New Roman" w:hAnsi="Times New Roman" w:cs="Times New Roman"/>
+                <w:lang w:val="es-MX"/>
               </w:rPr>
-              <w:t>el trabajo</w:t>
+              <w:t>.</w:t>
             </w:r>
-            <w:r>
+          </w:p>
+          <w:p>
+            <w:pPr>
+              <w:jc w:val="both"/>
               <w:rPr>
                 <w:rFonts w:ascii="Times New Roman" w:hAnsi="Times New Roman" w:cs="Times New Roman"/>
+                <w:lang w:val="es-MX"/>
               </w:rPr>
-              <w:t>]</w:t>
-            </w:r>
+            </w:pPr>
           </w:p>
         </w:tc>
       </w:tr>
@@ -360,8 +331,7 @@
     </w:p>
     <w:p>
       <w:pPr>
-        <w:spacing w:after="0"/>
-        <w:jc w:val="both"/>
+        <w:spacing w:after="0" w:line="240" w:lineRule="auto"/>
         <w:rPr>
           <w:rFonts w:ascii="Times New Roman" w:hAnsi="Times New Roman" w:cs="Times New Roman"/>
           <w:bCs/>
@@ -372,235 +342,563 @@
           <w:rFonts w:ascii="Times New Roman" w:hAnsi="Times New Roman" w:cs="Times New Roman"/>
           <w:bCs/>
         </w:rPr>
-        <w:t xml:space="preserve">[Comparando sus conocimientos antes de hacer la tarea con sus conocimientos después de hacer la tarea, </w:t>
-      </w:r>
+        <w:t xml:space="preserve">Previo a la revisión del contenido para la tarea, tenía una idea vaga sobre lo que significa “la calidad del software” donde la asociaba a </w:t>
+      </w:r>
+      <w:proofErr w:type="spellStart"/>
       <w:r>
         <w:rPr>
           <w:rFonts w:ascii="Times New Roman" w:hAnsi="Times New Roman" w:cs="Times New Roman"/>
           <w:bCs/>
         </w:rPr>
-        <w:t xml:space="preserve">explicar </w:t>
-      </w:r>
+        <w:t>cleancode</w:t>
+      </w:r>
+      <w:proofErr w:type="spellEnd"/>
       <w:r>
         <w:rPr>
           <w:rFonts w:ascii="Times New Roman" w:hAnsi="Times New Roman" w:cs="Times New Roman"/>
           <w:bCs/>
         </w:rPr>
-        <w:t>los principales aprendizajes logrados para beneficio de su formación profesional</w:t>
+        <w:t xml:space="preserve"> y realizar pruebas de las funcionalidades únicamente. </w:t>
       </w:r>
       <w:r>
         <w:rPr>
           <w:rFonts w:ascii="Times New Roman" w:hAnsi="Times New Roman" w:cs="Times New Roman"/>
           <w:bCs/>
         </w:rPr>
-        <w:t>.</w:t>
-      </w:r>
-      <w:r>
-        <w:rPr>
-          <w:rFonts w:ascii="Times New Roman" w:hAnsi="Times New Roman" w:cs="Times New Roman"/>
-        </w:rPr>
-        <w:t xml:space="preserve"> </w:t>
+        <w:t>Ahora comprendo que la calidad de software no es solo "probar que funcione", sino un proceso continuo que involucra estándares, métricas y mejora constante.</w:t>
+      </w:r>
+      <w:r>
+        <w:rPr>
+          <w:rFonts w:ascii="Times New Roman" w:hAnsi="Times New Roman" w:cs="Times New Roman"/>
+          <w:bCs/>
+        </w:rPr>
+        <w:t xml:space="preserve"> Para esto, vi el trabajo histórico de muchas personas a lo largo de la historia del software. Sus aportaciones en el contexto de la calidad de software me ayudarán a entender mejor lo que se puede ver en el presente curso.</w:t>
       </w:r>
     </w:p>
     <w:p>
       <w:pPr>
         <w:spacing w:after="0" w:line="240" w:lineRule="auto"/>
         <w:rPr>
-          <w:rStyle w:val="Textoennegrita"/>
+          <w:rStyle w:val="Strong"/>
           <w:rFonts w:ascii="Times New Roman" w:hAnsi="Times New Roman" w:cs="Times New Roman"/>
           <w:b w:val="0"/>
           <w:color w:val="000000"/>
           <w:lang w:val="es-ES"/>
         </w:rPr>
       </w:pPr>
-    </w:p>
-    <w:p>
-      <w:pPr>
-        <w:spacing w:after="0"/>
-        <w:jc w:val="both"/>
-        <w:rPr>
-          <w:rFonts w:ascii="Times New Roman" w:hAnsi="Times New Roman" w:cs="Times New Roman"/>
-        </w:rPr>
-      </w:pPr>
-      <w:r>
-        <w:rPr>
-          <w:rFonts w:ascii="Times New Roman" w:hAnsi="Times New Roman" w:cs="Times New Roman"/>
-          <w:b/>
-        </w:rPr>
-        <w:t>DESARR</w:t>
-      </w:r>
-      <w:r>
-        <w:rPr>
-          <w:rFonts w:ascii="Times New Roman" w:hAnsi="Times New Roman" w:cs="Times New Roman"/>
-          <w:b/>
-        </w:rPr>
-        <w:t>O</w:t>
-      </w:r>
-      <w:r>
-        <w:rPr>
-          <w:rFonts w:ascii="Times New Roman" w:hAnsi="Times New Roman" w:cs="Times New Roman"/>
-          <w:b/>
-        </w:rPr>
-        <w:t>LLO</w:t>
-      </w:r>
-      <w:r>
-        <w:rPr>
-          <w:rFonts w:ascii="Times New Roman" w:hAnsi="Times New Roman" w:cs="Times New Roman"/>
-        </w:rPr>
-        <w:br/>
-      </w:r>
-      <w:r>
-        <w:rPr>
-          <w:rFonts w:ascii="Times New Roman" w:hAnsi="Times New Roman" w:cs="Times New Roman"/>
-        </w:rPr>
-        <w:t>[</w:t>
-      </w:r>
-      <w:r>
-        <w:rPr>
-          <w:rFonts w:ascii="Times New Roman" w:hAnsi="Times New Roman" w:cs="Times New Roman"/>
-        </w:rPr>
-        <w:t>Debe ser redacción original del estudiante</w:t>
-      </w:r>
-      <w:r>
-        <w:rPr>
-          <w:rFonts w:ascii="Times New Roman" w:hAnsi="Times New Roman" w:cs="Times New Roman"/>
-        </w:rPr>
-        <w:t xml:space="preserve"> acorde a las especificaciones de la tarea</w:t>
-      </w:r>
-      <w:r>
-        <w:rPr>
-          <w:rFonts w:ascii="Times New Roman" w:hAnsi="Times New Roman" w:cs="Times New Roman"/>
-        </w:rPr>
-        <w:t xml:space="preserve">. </w:t>
-      </w:r>
-      <w:r>
-        <w:rPr>
-          <w:rFonts w:ascii="Times New Roman" w:hAnsi="Times New Roman" w:cs="Times New Roman"/>
-        </w:rPr>
-        <w:t>Para citar</w:t>
-      </w:r>
-      <w:r>
-        <w:rPr>
-          <w:rFonts w:ascii="Times New Roman" w:hAnsi="Times New Roman" w:cs="Times New Roman"/>
-        </w:rPr>
-        <w:t xml:space="preserve"> trabajos usar el Sistema de Referencias y Citas de IEEE. Se puede incluir tablas y </w:t>
-      </w:r>
-      <w:r>
-        <w:rPr>
-          <w:rFonts w:ascii="Times New Roman" w:hAnsi="Times New Roman" w:cs="Times New Roman"/>
-        </w:rPr>
-        <w:t xml:space="preserve">gráficos </w:t>
-      </w:r>
-      <w:r>
-        <w:rPr>
-          <w:rFonts w:ascii="Times New Roman" w:hAnsi="Times New Roman" w:cs="Times New Roman"/>
-        </w:rPr>
-        <w:t>con sus respectivas referencias.</w:t>
-      </w:r>
-      <w:r>
-        <w:rPr>
-          <w:rFonts w:ascii="Times New Roman" w:hAnsi="Times New Roman" w:cs="Times New Roman"/>
-        </w:rPr>
-        <w:t>]</w:t>
-      </w:r>
-    </w:p>
-    <w:p>
-      <w:pPr>
-        <w:spacing w:after="0" w:line="240" w:lineRule="auto"/>
-        <w:rPr>
-          <w:rFonts w:ascii="Times New Roman" w:hAnsi="Times New Roman" w:cs="Times New Roman"/>
-        </w:rPr>
-      </w:pPr>
-    </w:p>
-    <w:p>
-      <w:pPr>
-        <w:spacing w:after="0"/>
-        <w:jc w:val="both"/>
-        <w:rPr>
-          <w:rFonts w:ascii="Times New Roman" w:hAnsi="Times New Roman" w:cs="Times New Roman"/>
-        </w:rPr>
-      </w:pPr>
-      <w:r>
-        <w:rPr>
-          <w:rFonts w:ascii="Times New Roman" w:hAnsi="Times New Roman" w:cs="Times New Roman"/>
-          <w:b/>
-        </w:rPr>
-        <w:t>REFERENCIAS</w:t>
-      </w:r>
-    </w:p>
-    <w:p>
-      <w:pPr>
-        <w:spacing w:after="0"/>
-        <w:jc w:val="both"/>
-        <w:rPr>
-          <w:rFonts w:ascii="Times New Roman" w:hAnsi="Times New Roman" w:cs="Times New Roman"/>
-        </w:rPr>
-      </w:pPr>
-      <w:r>
-        <w:rPr>
-          <w:rFonts w:ascii="Times New Roman" w:hAnsi="Times New Roman" w:cs="Times New Roman"/>
-        </w:rPr>
-        <w:t>[</w:t>
-      </w:r>
-      <w:r>
-        <w:rPr>
-          <w:rFonts w:ascii="Times New Roman" w:hAnsi="Times New Roman" w:cs="Times New Roman"/>
-        </w:rPr>
-        <w:t xml:space="preserve">Usar </w:t>
-      </w:r>
-      <w:r>
-        <w:rPr>
-          <w:rFonts w:ascii="Times New Roman" w:hAnsi="Times New Roman" w:cs="Times New Roman"/>
-        </w:rPr>
-        <w:t xml:space="preserve">Sistema de Referencias y Citas de </w:t>
-      </w:r>
-      <w:r>
-        <w:rPr>
-          <w:rFonts w:ascii="Times New Roman" w:hAnsi="Times New Roman" w:cs="Times New Roman"/>
-        </w:rPr>
-        <w:t>IEEE</w:t>
-      </w:r>
-      <w:r>
-        <w:rPr>
-          <w:rFonts w:ascii="Times New Roman" w:hAnsi="Times New Roman" w:cs="Times New Roman"/>
-        </w:rPr>
-        <w:t>]</w:t>
-      </w:r>
-    </w:p>
-    <w:p>
-      <w:pPr>
-        <w:spacing w:after="0"/>
-        <w:jc w:val="both"/>
-        <w:rPr>
-          <w:rFonts w:ascii="Times New Roman" w:hAnsi="Times New Roman" w:cs="Times New Roman"/>
-        </w:rPr>
-      </w:pPr>
-    </w:p>
-    <w:p>
-      <w:pPr>
-        <w:spacing w:after="0"/>
-        <w:jc w:val="both"/>
-        <w:rPr>
-          <w:rFonts w:ascii="Times New Roman" w:hAnsi="Times New Roman" w:cs="Times New Roman"/>
-        </w:rPr>
-      </w:pPr>
-    </w:p>
-    <w:p>
-      <w:pPr>
-        <w:spacing w:after="0" w:line="240" w:lineRule="auto"/>
-        <w:jc w:val="both"/>
-        <w:rPr>
-          <w:rStyle w:val="Textoennegrita"/>
+      <w:r>
+        <w:rPr>
+          <w:rStyle w:val="Strong"/>
           <w:rFonts w:ascii="Times New Roman" w:hAnsi="Times New Roman" w:cs="Times New Roman"/>
           <w:b w:val="0"/>
           <w:color w:val="000000"/>
           <w:lang w:val="es-ES"/>
         </w:rPr>
+        <w:t>Con este conocimiento puedo empezar a buscar la calidad para mis proyectos personales y de equipo.</w:t>
+      </w:r>
+    </w:p>
+    <w:p>
+      <w:pPr>
+        <w:spacing w:after="0" w:line="240" w:lineRule="auto"/>
+        <w:rPr>
+          <w:rStyle w:val="Strong"/>
+          <w:rFonts w:ascii="Times New Roman" w:hAnsi="Times New Roman" w:cs="Times New Roman"/>
+          <w:b w:val="0"/>
+          <w:color w:val="000000"/>
+          <w:lang w:val="es-ES"/>
+        </w:rPr>
+      </w:pPr>
+    </w:p>
+    <w:p>
+      <w:pPr>
+        <w:spacing w:after="0"/>
+        <w:jc w:val="both"/>
+        <w:rPr>
+          <w:rFonts w:ascii="Times New Roman" w:hAnsi="Times New Roman" w:cs="Times New Roman"/>
+        </w:rPr>
+      </w:pPr>
+      <w:r>
+        <w:rPr>
+          <w:rFonts w:ascii="Times New Roman" w:hAnsi="Times New Roman" w:cs="Times New Roman"/>
+          <w:b/>
+        </w:rPr>
+        <w:t>DESARR</w:t>
+      </w:r>
+      <w:r>
+        <w:rPr>
+          <w:rFonts w:ascii="Times New Roman" w:hAnsi="Times New Roman" w:cs="Times New Roman"/>
+          <w:b/>
+        </w:rPr>
+        <w:t>O</w:t>
+      </w:r>
+      <w:r>
+        <w:rPr>
+          <w:rFonts w:ascii="Times New Roman" w:hAnsi="Times New Roman" w:cs="Times New Roman"/>
+          <w:b/>
+        </w:rPr>
+        <w:t>LLO</w:t>
+      </w:r>
+      <w:r>
+        <w:rPr>
+          <w:rFonts w:ascii="Times New Roman" w:hAnsi="Times New Roman" w:cs="Times New Roman"/>
+        </w:rPr>
+        <w:br/>
+      </w:r>
+    </w:p>
+    <w:p>
+      <w:pPr>
+        <w:spacing w:after="0"/>
+        <w:jc w:val="both"/>
+        <w:rPr>
+          <w:rFonts w:ascii="Times New Roman" w:hAnsi="Times New Roman" w:cs="Times New Roman"/>
+        </w:rPr>
+      </w:pPr>
+      <w:r>
+        <w:rPr>
+          <w:rFonts w:ascii="Times New Roman" w:hAnsi="Times New Roman" w:cs="Times New Roman"/>
+        </w:rPr>
+        <w:t xml:space="preserve">Link a la presentación:  </w:t>
+      </w:r>
+    </w:p>
+    <w:p>
+      <w:pPr>
+        <w:spacing w:after="0"/>
+        <w:jc w:val="both"/>
+        <w:rPr>
+          <w:rFonts w:ascii="Times New Roman" w:hAnsi="Times New Roman" w:cs="Times New Roman"/>
+        </w:rPr>
+      </w:pPr>
+      <w:hyperlink r:id="rId8" w:history="1">
+        <w:r>
+          <w:rPr>
+            <w:rStyle w:val="Hyperlink"/>
+            <w:rFonts w:ascii="Times New Roman" w:hAnsi="Times New Roman" w:cs="Times New Roman"/>
+          </w:rPr>
+          <w:t>https://view.genially.com/680db262a9d5399ccfac50b9/interactive-content-escuela-politecnica-nacional-calidad-de-software-linea-de-tiempo-de-la-evolucion-de-la-calidad-de-software</w:t>
+        </w:r>
+      </w:hyperlink>
+    </w:p>
+    <w:p>
+      <w:pPr>
+        <w:spacing w:after="0"/>
+        <w:jc w:val="both"/>
+        <w:rPr>
+          <w:rFonts w:ascii="Times New Roman" w:hAnsi="Times New Roman" w:cs="Times New Roman"/>
+        </w:rPr>
+      </w:pPr>
+    </w:p>
+    <w:p>
+      <w:pPr>
+        <w:spacing w:after="0"/>
+        <w:jc w:val="both"/>
+        <w:rPr>
+          <w:rFonts w:ascii="Times New Roman" w:hAnsi="Times New Roman" w:cs="Times New Roman"/>
+        </w:rPr>
+      </w:pPr>
+      <w:r>
+        <w:rPr>
+          <w:rFonts w:ascii="Times New Roman" w:hAnsi="Times New Roman" w:cs="Times New Roman"/>
+        </w:rPr>
+        <w:t>Según el libro “Calidad en Software” [1], todo empieza hace casi 2 siglos con Ada Lovelace con sus primeros algoritmos hasta llegar a “auditar” el proceso, código, documentación y mucho más sobre nuestros programas. Así, se empezó con los pioneros como se muestra en la Ilustración 1.</w:t>
+      </w:r>
+    </w:p>
+    <w:p>
+      <w:pPr>
+        <w:spacing w:after="0"/>
+        <w:jc w:val="both"/>
+        <w:rPr>
+          <w:rFonts w:ascii="Times New Roman" w:hAnsi="Times New Roman" w:cs="Times New Roman"/>
+        </w:rPr>
+      </w:pPr>
+    </w:p>
+    <w:p>
+      <w:pPr>
+        <w:spacing w:after="0"/>
+        <w:jc w:val="both"/>
+        <w:rPr>
+          <w:rFonts w:ascii="Times New Roman" w:hAnsi="Times New Roman" w:cs="Times New Roman"/>
+        </w:rPr>
+      </w:pPr>
+    </w:p>
+    <w:p>
+      <w:pPr>
+        <w:keepNext/>
+        <w:spacing w:after="0"/>
+        <w:jc w:val="center"/>
+      </w:pPr>
+      <w:r>
+        <w:rPr>
+          <w:rFonts w:ascii="Times New Roman" w:hAnsi="Times New Roman" w:cs="Times New Roman"/>
+        </w:rPr>
+        <w:lastRenderedPageBreak/>
+        <w:drawing>
+          <wp:inline distT="0" distB="0" distL="0" distR="0" wp14:anchorId="34C53DAE" wp14:editId="0DDC0EEF">
+            <wp:extent cx="3507105" cy="1944027"/>
+            <wp:effectExtent l="0" t="0" r="0" b="0"/>
+            <wp:docPr id="2" name="Picture 2"/>
+            <wp:cNvGraphicFramePr>
+              <a:graphicFrameLocks xmlns:a="http://schemas.openxmlformats.org/drawingml/2006/main" noChangeAspect="1"/>
+            </wp:cNvGraphicFramePr>
+            <a:graphic xmlns:a="http://schemas.openxmlformats.org/drawingml/2006/main">
+              <a:graphicData uri="http://schemas.openxmlformats.org/drawingml/2006/picture">
+                <pic:pic xmlns:pic="http://schemas.openxmlformats.org/drawingml/2006/picture">
+                  <pic:nvPicPr>
+                    <pic:cNvPr id="1" name=""/>
+                    <pic:cNvPicPr/>
+                  </pic:nvPicPr>
+                  <pic:blipFill>
+                    <a:blip r:embed="rId9"/>
+                    <a:stretch>
+                      <a:fillRect/>
+                    </a:stretch>
+                  </pic:blipFill>
+                  <pic:spPr>
+                    <a:xfrm>
+                      <a:off x="0" y="0"/>
+                      <a:ext cx="3515694" cy="1948788"/>
+                    </a:xfrm>
+                    <a:prstGeom prst="rect">
+                      <a:avLst/>
+                    </a:prstGeom>
+                  </pic:spPr>
+                </pic:pic>
+              </a:graphicData>
+            </a:graphic>
+          </wp:inline>
+        </w:drawing>
+      </w:r>
+    </w:p>
+    <w:p>
+      <w:pPr>
+        <w:pStyle w:val="Caption"/>
+        <w:jc w:val="center"/>
+        <w:rPr>
+          <w:rFonts w:ascii="Times New Roman" w:hAnsi="Times New Roman" w:cs="Times New Roman"/>
+        </w:rPr>
+      </w:pPr>
+      <w:r>
+        <w:t xml:space="preserve">Ilustración </w:t>
+      </w:r>
+      <w:r>
+        <w:fldChar w:fldCharType="begin"/>
+      </w:r>
+      <w:r>
+        <w:instrText xml:space="preserve"> SEQ Ilustración \* ARABIC </w:instrText>
+      </w:r>
+      <w:r>
+        <w:fldChar w:fldCharType="separate"/>
+      </w:r>
+      <w:r>
+        <w:rPr>
+          <w:noProof/>
+        </w:rPr>
+        <w:t>1</w:t>
+      </w:r>
+      <w:r>
+        <w:fldChar w:fldCharType="end"/>
+      </w:r>
+      <w:r>
+        <w:t xml:space="preserve">. Presentación creada en </w:t>
+      </w:r>
+      <w:proofErr w:type="spellStart"/>
+      <w:r>
+        <w:t>Genially</w:t>
+      </w:r>
+      <w:proofErr w:type="spellEnd"/>
+      <w:r>
+        <w:t>.</w:t>
+      </w:r>
+    </w:p>
+    <w:p>
+      <w:pPr>
+        <w:spacing w:after="0"/>
+        <w:jc w:val="both"/>
+        <w:rPr>
+          <w:rFonts w:ascii="Times New Roman" w:hAnsi="Times New Roman" w:cs="Times New Roman"/>
+        </w:rPr>
+      </w:pPr>
+    </w:p>
+    <w:p>
+      <w:pPr>
+        <w:spacing w:after="0"/>
+        <w:jc w:val="both"/>
+        <w:rPr>
+          <w:rFonts w:ascii="Times New Roman" w:hAnsi="Times New Roman" w:cs="Times New Roman"/>
+        </w:rPr>
+      </w:pPr>
+    </w:p>
+    <w:p>
+      <w:pPr>
+        <w:spacing w:after="0"/>
+        <w:jc w:val="both"/>
+        <w:rPr>
+          <w:rFonts w:ascii="Times New Roman" w:hAnsi="Times New Roman" w:cs="Times New Roman"/>
+        </w:rPr>
+      </w:pPr>
+    </w:p>
+    <w:p>
+      <w:pPr>
+        <w:spacing w:after="0"/>
+        <w:jc w:val="both"/>
+        <w:rPr>
+          <w:rFonts w:ascii="Times New Roman" w:hAnsi="Times New Roman" w:cs="Times New Roman"/>
+        </w:rPr>
+      </w:pPr>
+    </w:p>
+    <w:p>
+      <w:pPr>
+        <w:spacing w:after="0"/>
+        <w:jc w:val="both"/>
+        <w:rPr>
+          <w:rFonts w:ascii="Times New Roman" w:hAnsi="Times New Roman" w:cs="Times New Roman"/>
+        </w:rPr>
+      </w:pPr>
+      <w:r>
+        <w:rPr>
+          <w:rFonts w:ascii="Times New Roman" w:hAnsi="Times New Roman" w:cs="Times New Roman"/>
+        </w:rPr>
+        <w:t>Luego, se utilizó una aplicación web “</w:t>
+      </w:r>
+      <w:proofErr w:type="spellStart"/>
+      <w:r>
+        <w:rPr>
+          <w:rFonts w:ascii="Times New Roman" w:hAnsi="Times New Roman" w:cs="Times New Roman"/>
+        </w:rPr>
+        <w:t>Genially</w:t>
+      </w:r>
+      <w:proofErr w:type="spellEnd"/>
+      <w:r>
+        <w:rPr>
+          <w:rFonts w:ascii="Times New Roman" w:hAnsi="Times New Roman" w:cs="Times New Roman"/>
+        </w:rPr>
+        <w:t xml:space="preserve">” para la creación de una línea de tiempo interactiva. </w:t>
+      </w:r>
+    </w:p>
+    <w:p>
+      <w:pPr>
+        <w:spacing w:after="0"/>
+        <w:jc w:val="both"/>
+        <w:rPr>
+          <w:rFonts w:ascii="Times New Roman" w:hAnsi="Times New Roman" w:cs="Times New Roman"/>
+        </w:rPr>
+      </w:pPr>
+    </w:p>
+    <w:p>
+      <w:pPr>
+        <w:spacing w:after="0" w:line="240" w:lineRule="auto"/>
+        <w:rPr>
+          <w:rFonts w:ascii="Times New Roman" w:hAnsi="Times New Roman" w:cs="Times New Roman"/>
+        </w:rPr>
+      </w:pPr>
+    </w:p>
+    <w:p>
+      <w:pPr>
+        <w:spacing w:after="0"/>
+        <w:jc w:val="both"/>
+        <w:rPr>
+          <w:rFonts w:ascii="Times New Roman" w:hAnsi="Times New Roman" w:cs="Times New Roman"/>
+          <w:b/>
+        </w:rPr>
+      </w:pPr>
+      <w:r>
+        <w:rPr>
+          <w:rFonts w:ascii="Times New Roman" w:hAnsi="Times New Roman" w:cs="Times New Roman"/>
+          <w:b/>
+        </w:rPr>
+        <w:t>REFERENCIAS</w:t>
+      </w:r>
+    </w:p>
+    <w:p>
+      <w:pPr>
+        <w:spacing w:after="0"/>
+        <w:jc w:val="both"/>
+        <w:rPr>
+          <w:rFonts w:ascii="Times New Roman" w:hAnsi="Times New Roman" w:cs="Times New Roman"/>
+          <w:bCs/>
+        </w:rPr>
+      </w:pPr>
+      <w:r>
+        <w:rPr>
+          <w:rFonts w:ascii="Times New Roman" w:hAnsi="Times New Roman" w:cs="Times New Roman"/>
+          <w:bCs/>
+        </w:rPr>
+        <w:t xml:space="preserve">[1] </w:t>
+      </w:r>
+      <w:r>
+        <w:rPr>
+          <w:rFonts w:ascii="Times New Roman" w:hAnsi="Times New Roman" w:cs="Times New Roman"/>
+          <w:bCs/>
+        </w:rPr>
+        <w:t>S. Sánchez Gordón, Calidad en Software, 1ra ed. Quito, Ecuador: Escuela Politécnica Nacional, 2024, cap. 1, sec. 2, pp. 21-33.</w:t>
+      </w:r>
+    </w:p>
+    <w:p>
+      <w:pPr>
+        <w:pStyle w:val="NoSpacing"/>
+        <w:rPr>
+          <w:rFonts w:ascii="Times New Roman" w:hAnsi="Times New Roman" w:cs="Times New Roman"/>
+          <w:lang w:val="en-US"/>
+        </w:rPr>
+      </w:pPr>
+      <w:r>
+        <w:rPr>
+          <w:rFonts w:ascii="Times New Roman" w:hAnsi="Times New Roman" w:cs="Times New Roman"/>
+        </w:rPr>
+        <w:t>[</w:t>
+      </w:r>
+      <w:r>
+        <w:rPr>
+          <w:rFonts w:ascii="Times New Roman" w:hAnsi="Times New Roman" w:cs="Times New Roman"/>
+        </w:rPr>
+        <w:t>2</w:t>
+      </w:r>
+      <w:r>
+        <w:rPr>
+          <w:rFonts w:ascii="Times New Roman" w:hAnsi="Times New Roman" w:cs="Times New Roman"/>
+        </w:rPr>
+        <w:t xml:space="preserve">] </w:t>
+      </w:r>
+      <w:proofErr w:type="spellStart"/>
+      <w:r>
+        <w:rPr>
+          <w:rFonts w:ascii="Times New Roman" w:hAnsi="Times New Roman" w:cs="Times New Roman"/>
+        </w:rPr>
+        <w:t>Genially</w:t>
+      </w:r>
+      <w:proofErr w:type="spellEnd"/>
+      <w:r>
+        <w:rPr>
+          <w:rFonts w:ascii="Times New Roman" w:hAnsi="Times New Roman" w:cs="Times New Roman"/>
+        </w:rPr>
+        <w:t xml:space="preserve">. (2024). Presentación interactiva [Online]. </w:t>
+      </w:r>
+      <w:r>
+        <w:rPr>
+          <w:rFonts w:ascii="Times New Roman" w:hAnsi="Times New Roman" w:cs="Times New Roman"/>
+          <w:lang w:val="en-US"/>
+        </w:rPr>
+        <w:t xml:space="preserve">Available: </w:t>
+      </w:r>
+      <w:hyperlink r:id="rId10" w:history="1">
+        <w:r>
+          <w:rPr>
+            <w:rStyle w:val="Hyperlink"/>
+            <w:rFonts w:ascii="Times New Roman" w:hAnsi="Times New Roman" w:cs="Times New Roman"/>
+            <w:lang w:val="en-US"/>
+          </w:rPr>
+          <w:t>https://app.genially.com/editor/680db262a9d5399ccfac50b9</w:t>
+        </w:r>
+      </w:hyperlink>
+      <w:r>
+        <w:rPr>
+          <w:rFonts w:ascii="Times New Roman" w:hAnsi="Times New Roman" w:cs="Times New Roman"/>
+          <w:lang w:val="en-US"/>
+        </w:rPr>
+        <w:t>.</w:t>
+      </w:r>
+    </w:p>
+    <w:p>
+      <w:pPr>
+        <w:spacing w:after="0"/>
+        <w:jc w:val="both"/>
+        <w:rPr>
+          <w:rFonts w:ascii="Times New Roman" w:hAnsi="Times New Roman" w:cs="Times New Roman"/>
+        </w:rPr>
+      </w:pPr>
+      <w:r>
+        <w:rPr>
+          <w:rFonts w:ascii="Times New Roman" w:hAnsi="Times New Roman" w:cs="Times New Roman"/>
+        </w:rPr>
+        <w:t>[</w:t>
+      </w:r>
+      <w:r>
+        <w:rPr>
+          <w:rFonts w:ascii="Times New Roman" w:hAnsi="Times New Roman" w:cs="Times New Roman"/>
+        </w:rPr>
+        <w:t>3</w:t>
+      </w:r>
+      <w:r>
+        <w:rPr>
+          <w:rFonts w:ascii="Times New Roman" w:hAnsi="Times New Roman" w:cs="Times New Roman"/>
+        </w:rPr>
+        <w:t>]</w:t>
+      </w:r>
+      <w:r>
+        <w:rPr>
+          <w:rFonts w:ascii="Times New Roman" w:hAnsi="Times New Roman" w:cs="Times New Roman"/>
+        </w:rPr>
+        <w:t xml:space="preserve"> </w:t>
+      </w:r>
+      <w:r>
+        <w:rPr>
+          <w:rFonts w:ascii="Times New Roman" w:hAnsi="Times New Roman" w:cs="Times New Roman"/>
+        </w:rPr>
+        <w:t xml:space="preserve">E. Arias, "1.2 Evolución de la calidad de software", </w:t>
+      </w:r>
+      <w:proofErr w:type="spellStart"/>
+      <w:r>
+        <w:rPr>
+          <w:rFonts w:ascii="Times New Roman" w:hAnsi="Times New Roman" w:cs="Times New Roman"/>
+        </w:rPr>
+        <w:t>TimeToast</w:t>
+      </w:r>
+      <w:proofErr w:type="spellEnd"/>
+      <w:r>
+        <w:rPr>
+          <w:rFonts w:ascii="Times New Roman" w:hAnsi="Times New Roman" w:cs="Times New Roman"/>
+        </w:rPr>
+        <w:t xml:space="preserve">, 2023. [En línea]. Disponible: </w:t>
+      </w:r>
+      <w:hyperlink r:id="rId11" w:history="1">
+        <w:r>
+          <w:rPr>
+            <w:rStyle w:val="Hyperlink"/>
+            <w:rFonts w:ascii="Times New Roman" w:hAnsi="Times New Roman" w:cs="Times New Roman"/>
+          </w:rPr>
+          <w:t>https://www.timetoast.com/timelines/1-2-evolucion-de-la-calidad-de-software</w:t>
+        </w:r>
+      </w:hyperlink>
+      <w:r>
+        <w:rPr>
+          <w:rFonts w:ascii="Times New Roman" w:hAnsi="Times New Roman" w:cs="Times New Roman"/>
+        </w:rPr>
+        <w:t>.</w:t>
+      </w:r>
+    </w:p>
+    <w:p>
+      <w:pPr>
+        <w:spacing w:after="0"/>
+        <w:jc w:val="both"/>
+        <w:rPr>
+          <w:rFonts w:ascii="Times New Roman" w:hAnsi="Times New Roman" w:cs="Times New Roman"/>
+        </w:rPr>
+      </w:pPr>
+    </w:p>
+    <w:p>
+      <w:pPr>
+        <w:spacing w:after="0"/>
+        <w:jc w:val="both"/>
+        <w:rPr>
+          <w:rFonts w:ascii="Times New Roman" w:hAnsi="Times New Roman" w:cs="Times New Roman"/>
+        </w:rPr>
+      </w:pPr>
+    </w:p>
+    <w:p>
+      <w:pPr>
+        <w:spacing w:after="0" w:line="240" w:lineRule="auto"/>
+        <w:jc w:val="both"/>
+        <w:rPr>
+          <w:rStyle w:val="Strong"/>
+          <w:rFonts w:ascii="Times New Roman" w:hAnsi="Times New Roman" w:cs="Times New Roman"/>
+          <w:b w:val="0"/>
+          <w:color w:val="000000"/>
+          <w:lang w:val="es-ES"/>
+        </w:rPr>
       </w:pPr>
     </w:p>
     <w:sectPr>
-      <w:headerReference w:type="default" r:id="rId8"/>
-      <w:footerReference w:type="default" r:id="rId9"/>
+      <w:headerReference w:type="default" r:id="rId12"/>
+      <w:footerReference w:type="default" r:id="rId13"/>
       <w:pgSz w:w="12240" w:h="15840"/>
       <w:pgMar w:top="1417" w:right="1701" w:bottom="1417" w:left="1701" w:header="708" w:footer="708" w:gutter="0"/>
       <w:cols w:space="708"/>
@@ -611,7 +909,7 @@
 </file>
 
 <file path=word/endnotes.xml><?xml version="1.0" encoding="utf-8"?>
-<w:endnotes xmlns:wpc="http://schemas.microsoft.com/office/word/2010/wordprocessingCanvas" xmlns:cx="http://schemas.microsoft.com/office/drawing/2014/chartex" xmlns:cx1="http://schemas.microsoft.com/office/drawing/2015/9/8/chartex" xmlns:cx2="http://schemas.microsoft.com/office/drawing/2015/10/21/chartex" xmlns:cx3="http://schemas.microsoft.com/office/drawing/2016/5/9/chartex" xmlns:cx4="http://schemas.microsoft.com/office/drawing/2016/5/10/chartex" xmlns:cx5="http://schemas.microsoft.com/office/drawing/2016/5/11/chartex" xmlns:cx6="http://schemas.microsoft.com/office/drawing/2016/5/12/chartex" xmlns:cx7="http://schemas.microsoft.com/office/drawing/2016/5/13/chartex" xmlns:cx8="http://schemas.microsoft.com/office/drawing/2016/5/14/chartex" xmlns:mc="http://schemas.openxmlformats.org/markup-compatibility/2006" xmlns:aink="http://schemas.microsoft.com/office/drawing/2016/ink" xmlns:am3d="http://schemas.microsoft.com/office/drawing/2017/model3d" xmlns:o="urn:schemas-microsoft-com:office:office" xmlns:r="http://schemas.openxmlformats.org/officeDocument/2006/relationships" xmlns:m="http://schemas.openxmlformats.org/officeDocument/2006/math" xmlns:v="urn:schemas-microsoft-com:vml" xmlns:wp14="http://schemas.microsoft.com/office/word/2010/wordprocessingDrawing" xmlns:wp="http://schemas.openxmlformats.org/drawingml/2006/wordprocessingDrawing" xmlns:w10="urn:schemas-microsoft-com:office:word" xmlns:w="http://schemas.openxmlformats.org/wordprocessingml/2006/main" xmlns:w14="http://schemas.microsoft.com/office/word/2010/wordml" xmlns:w15="http://schemas.microsoft.com/office/word/2012/wordml" xmlns:w16cid="http://schemas.microsoft.com/office/word/2016/wordml/cid" xmlns:w16se="http://schemas.microsoft.com/office/word/2015/wordml/symex" xmlns:wpg="http://schemas.microsoft.com/office/word/2010/wordprocessingGroup" xmlns:wpi="http://schemas.microsoft.com/office/word/2010/wordprocessingInk" xmlns:wne="http://schemas.microsoft.com/office/word/2006/wordml" xmlns:wps="http://schemas.microsoft.com/office/word/2010/wordprocessingShape" mc:Ignorable="w14 w15 w16se w16cid wp14">
+<w:endnotes xmlns:wpc="http://schemas.microsoft.com/office/word/2010/wordprocessingCanvas" xmlns:cx="http://schemas.microsoft.com/office/drawing/2014/chartex" xmlns:cx1="http://schemas.microsoft.com/office/drawing/2015/9/8/chartex" xmlns:cx2="http://schemas.microsoft.com/office/drawing/2015/10/21/chartex" xmlns:cx3="http://schemas.microsoft.com/office/drawing/2016/5/9/chartex" xmlns:cx4="http://schemas.microsoft.com/office/drawing/2016/5/10/chartex" xmlns:cx5="http://schemas.microsoft.com/office/drawing/2016/5/11/chartex" xmlns:cx6="http://schemas.microsoft.com/office/drawing/2016/5/12/chartex" xmlns:cx7="http://schemas.microsoft.com/office/drawing/2016/5/13/chartex" xmlns:cx8="http://schemas.microsoft.com/office/drawing/2016/5/14/chartex" xmlns:mc="http://schemas.openxmlformats.org/markup-compatibility/2006" xmlns:aink="http://schemas.microsoft.com/office/drawing/2016/ink" xmlns:am3d="http://schemas.microsoft.com/office/drawing/2017/model3d" xmlns:o="urn:schemas-microsoft-com:office:office" xmlns:oel="http://schemas.microsoft.com/office/2019/extlst" xmlns:r="http://schemas.openxmlformats.org/officeDocument/2006/relationships" xmlns:m="http://schemas.openxmlformats.org/officeDocument/2006/math" xmlns:v="urn:schemas-microsoft-com:vml" xmlns:wp14="http://schemas.microsoft.com/office/word/2010/wordprocessingDrawing" xmlns:wp="http://schemas.openxmlformats.org/drawingml/2006/wordprocessingDrawing" xmlns:w10="urn:schemas-microsoft-com:office:word" xmlns:w="http://schemas.openxmlformats.org/wordprocessingml/2006/main" xmlns:w14="http://schemas.microsoft.com/office/word/2010/wordml" xmlns:w15="http://schemas.microsoft.com/office/word/2012/wordml" xmlns:w16cex="http://schemas.microsoft.com/office/word/2018/wordml/cex" xmlns:w16cid="http://schemas.microsoft.com/office/word/2016/wordml/cid" xmlns:w16="http://schemas.microsoft.com/office/word/2018/wordml" xmlns:w16sdtdh="http://schemas.microsoft.com/office/word/2020/wordml/sdtdatahash" xmlns:w16se="http://schemas.microsoft.com/office/word/2015/wordml/symex" xmlns:wpg="http://schemas.microsoft.com/office/word/2010/wordprocessingGroup" xmlns:wpi="http://schemas.microsoft.com/office/word/2010/wordprocessingInk" xmlns:wne="http://schemas.microsoft.com/office/word/2006/wordml" xmlns:wps="http://schemas.microsoft.com/office/word/2010/wordprocessingShape" mc:Ignorable="w14 w15 w16se w16cid w16 w16cex w16sdtdh wp14">
   <w:endnote w:type="separator" w:id="-1">
     <w:p>
       <w:pPr>
@@ -636,7 +934,7 @@
 </file>
 
 <file path=word/footer1.xml><?xml version="1.0" encoding="utf-8"?>
-<w:ftr xmlns:wpc="http://schemas.microsoft.com/office/word/2010/wordprocessingCanvas" xmlns:cx="http://schemas.microsoft.com/office/drawing/2014/chartex" xmlns:cx1="http://schemas.microsoft.com/office/drawing/2015/9/8/chartex" xmlns:cx2="http://schemas.microsoft.com/office/drawing/2015/10/21/chartex" xmlns:cx3="http://schemas.microsoft.com/office/drawing/2016/5/9/chartex" xmlns:cx4="http://schemas.microsoft.com/office/drawing/2016/5/10/chartex" xmlns:cx5="http://schemas.microsoft.com/office/drawing/2016/5/11/chartex" xmlns:cx6="http://schemas.microsoft.com/office/drawing/2016/5/12/chartex" xmlns:cx7="http://schemas.microsoft.com/office/drawing/2016/5/13/chartex" xmlns:cx8="http://schemas.microsoft.com/office/drawing/2016/5/14/chartex" xmlns:mc="http://schemas.openxmlformats.org/markup-compatibility/2006" xmlns:aink="http://schemas.microsoft.com/office/drawing/2016/ink" xmlns:am3d="http://schemas.microsoft.com/office/drawing/2017/model3d" xmlns:o="urn:schemas-microsoft-com:office:office" xmlns:r="http://schemas.openxmlformats.org/officeDocument/2006/relationships" xmlns:m="http://schemas.openxmlformats.org/officeDocument/2006/math" xmlns:v="urn:schemas-microsoft-com:vml" xmlns:wp14="http://schemas.microsoft.com/office/word/2010/wordprocessingDrawing" xmlns:wp="http://schemas.openxmlformats.org/drawingml/2006/wordprocessingDrawing" xmlns:w10="urn:schemas-microsoft-com:office:word" xmlns:w="http://schemas.openxmlformats.org/wordprocessingml/2006/main" xmlns:w14="http://schemas.microsoft.com/office/word/2010/wordml" xmlns:w15="http://schemas.microsoft.com/office/word/2012/wordml" xmlns:w16cid="http://schemas.microsoft.com/office/word/2016/wordml/cid" xmlns:w16se="http://schemas.microsoft.com/office/word/2015/wordml/symex" xmlns:wpg="http://schemas.microsoft.com/office/word/2010/wordprocessingGroup" xmlns:wpi="http://schemas.microsoft.com/office/word/2010/wordprocessingInk" xmlns:wne="http://schemas.microsoft.com/office/word/2006/wordml" xmlns:wps="http://schemas.microsoft.com/office/word/2010/wordprocessingShape" mc:Ignorable="w14 w15 w16se w16cid wp14">
+<w:ftr xmlns:wpc="http://schemas.microsoft.com/office/word/2010/wordprocessingCanvas" xmlns:cx="http://schemas.microsoft.com/office/drawing/2014/chartex" xmlns:cx1="http://schemas.microsoft.com/office/drawing/2015/9/8/chartex" xmlns:cx2="http://schemas.microsoft.com/office/drawing/2015/10/21/chartex" xmlns:cx3="http://schemas.microsoft.com/office/drawing/2016/5/9/chartex" xmlns:cx4="http://schemas.microsoft.com/office/drawing/2016/5/10/chartex" xmlns:cx5="http://schemas.microsoft.com/office/drawing/2016/5/11/chartex" xmlns:cx6="http://schemas.microsoft.com/office/drawing/2016/5/12/chartex" xmlns:cx7="http://schemas.microsoft.com/office/drawing/2016/5/13/chartex" xmlns:cx8="http://schemas.microsoft.com/office/drawing/2016/5/14/chartex" xmlns:mc="http://schemas.openxmlformats.org/markup-compatibility/2006" xmlns:aink="http://schemas.microsoft.com/office/drawing/2016/ink" xmlns:am3d="http://schemas.microsoft.com/office/drawing/2017/model3d" xmlns:o="urn:schemas-microsoft-com:office:office" xmlns:oel="http://schemas.microsoft.com/office/2019/extlst" xmlns:r="http://schemas.openxmlformats.org/officeDocument/2006/relationships" xmlns:m="http://schemas.openxmlformats.org/officeDocument/2006/math" xmlns:v="urn:schemas-microsoft-com:vml" xmlns:wp14="http://schemas.microsoft.com/office/word/2010/wordprocessingDrawing" xmlns:wp="http://schemas.openxmlformats.org/drawingml/2006/wordprocessingDrawing" xmlns:w10="urn:schemas-microsoft-com:office:word" xmlns:w="http://schemas.openxmlformats.org/wordprocessingml/2006/main" xmlns:w14="http://schemas.microsoft.com/office/word/2010/wordml" xmlns:w15="http://schemas.microsoft.com/office/word/2012/wordml" xmlns:w16cex="http://schemas.microsoft.com/office/word/2018/wordml/cex" xmlns:w16cid="http://schemas.microsoft.com/office/word/2016/wordml/cid" xmlns:w16="http://schemas.microsoft.com/office/word/2018/wordml" xmlns:w16sdtdh="http://schemas.microsoft.com/office/word/2020/wordml/sdtdatahash" xmlns:w16se="http://schemas.microsoft.com/office/word/2015/wordml/symex" xmlns:wpg="http://schemas.microsoft.com/office/word/2010/wordprocessingGroup" xmlns:wpi="http://schemas.microsoft.com/office/word/2010/wordprocessingInk" xmlns:wne="http://schemas.microsoft.com/office/word/2006/wordml" xmlns:wps="http://schemas.microsoft.com/office/word/2010/wordprocessingShape" mc:Ignorable="w14 w15 w16se w16cid w16 w16cex w16sdtdh wp14">
   <w:sdt>
     <w:sdtPr>
       <w:id w:val="769592405"/>
@@ -645,11 +943,10 @@
         <w:docPartUnique/>
       </w:docPartObj>
     </w:sdtPr>
-    <w:sdtEndPr/>
     <w:sdtContent>
       <w:p>
         <w:pPr>
-          <w:pStyle w:val="Piedepgina"/>
+          <w:pStyle w:val="Footer"/>
           <w:jc w:val="center"/>
         </w:pPr>
         <w:r>
@@ -676,7 +973,7 @@
   </w:sdt>
   <w:p>
     <w:pPr>
-      <w:pStyle w:val="Piedepgina"/>
+      <w:pStyle w:val="Footer"/>
       <w:tabs>
         <w:tab w:val="clear" w:pos="8838"/>
       </w:tabs>
@@ -686,7 +983,7 @@
 </file>
 
 <file path=word/footnotes.xml><?xml version="1.0" encoding="utf-8"?>
-<w:footnotes xmlns:wpc="http://schemas.microsoft.com/office/word/2010/wordprocessingCanvas" xmlns:cx="http://schemas.microsoft.com/office/drawing/2014/chartex" xmlns:cx1="http://schemas.microsoft.com/office/drawing/2015/9/8/chartex" xmlns:cx2="http://schemas.microsoft.com/office/drawing/2015/10/21/chartex" xmlns:cx3="http://schemas.microsoft.com/office/drawing/2016/5/9/chartex" xmlns:cx4="http://schemas.microsoft.com/office/drawing/2016/5/10/chartex" xmlns:cx5="http://schemas.microsoft.com/office/drawing/2016/5/11/chartex" xmlns:cx6="http://schemas.microsoft.com/office/drawing/2016/5/12/chartex" xmlns:cx7="http://schemas.microsoft.com/office/drawing/2016/5/13/chartex" xmlns:cx8="http://schemas.microsoft.com/office/drawing/2016/5/14/chartex" xmlns:mc="http://schemas.openxmlformats.org/markup-compatibility/2006" xmlns:aink="http://schemas.microsoft.com/office/drawing/2016/ink" xmlns:am3d="http://schemas.microsoft.com/office/drawing/2017/model3d" xmlns:o="urn:schemas-microsoft-com:office:office" xmlns:r="http://schemas.openxmlformats.org/officeDocument/2006/relationships" xmlns:m="http://schemas.openxmlformats.org/officeDocument/2006/math" xmlns:v="urn:schemas-microsoft-com:vml" xmlns:wp14="http://schemas.microsoft.com/office/word/2010/wordprocessingDrawing" xmlns:wp="http://schemas.openxmlformats.org/drawingml/2006/wordprocessingDrawing" xmlns:w10="urn:schemas-microsoft-com:office:word" xmlns:w="http://schemas.openxmlformats.org/wordprocessingml/2006/main" xmlns:w14="http://schemas.microsoft.com/office/word/2010/wordml" xmlns:w15="http://schemas.microsoft.com/office/word/2012/wordml" xmlns:w16cid="http://schemas.microsoft.com/office/word/2016/wordml/cid" xmlns:w16se="http://schemas.microsoft.com/office/word/2015/wordml/symex" xmlns:wpg="http://schemas.microsoft.com/office/word/2010/wordprocessingGroup" xmlns:wpi="http://schemas.microsoft.com/office/word/2010/wordprocessingInk" xmlns:wne="http://schemas.microsoft.com/office/word/2006/wordml" xmlns:wps="http://schemas.microsoft.com/office/word/2010/wordprocessingShape" mc:Ignorable="w14 w15 w16se w16cid wp14">
+<w:footnotes xmlns:wpc="http://schemas.microsoft.com/office/word/2010/wordprocessingCanvas" xmlns:cx="http://schemas.microsoft.com/office/drawing/2014/chartex" xmlns:cx1="http://schemas.microsoft.com/office/drawing/2015/9/8/chartex" xmlns:cx2="http://schemas.microsoft.com/office/drawing/2015/10/21/chartex" xmlns:cx3="http://schemas.microsoft.com/office/drawing/2016/5/9/chartex" xmlns:cx4="http://schemas.microsoft.com/office/drawing/2016/5/10/chartex" xmlns:cx5="http://schemas.microsoft.com/office/drawing/2016/5/11/chartex" xmlns:cx6="http://schemas.microsoft.com/office/drawing/2016/5/12/chartex" xmlns:cx7="http://schemas.microsoft.com/office/drawing/2016/5/13/chartex" xmlns:cx8="http://schemas.microsoft.com/office/drawing/2016/5/14/chartex" xmlns:mc="http://schemas.openxmlformats.org/markup-compatibility/2006" xmlns:aink="http://schemas.microsoft.com/office/drawing/2016/ink" xmlns:am3d="http://schemas.microsoft.com/office/drawing/2017/model3d" xmlns:o="urn:schemas-microsoft-com:office:office" xmlns:oel="http://schemas.microsoft.com/office/2019/extlst" xmlns:r="http://schemas.openxmlformats.org/officeDocument/2006/relationships" xmlns:m="http://schemas.openxmlformats.org/officeDocument/2006/math" xmlns:v="urn:schemas-microsoft-com:vml" xmlns:wp14="http://schemas.microsoft.com/office/word/2010/wordprocessingDrawing" xmlns:wp="http://schemas.openxmlformats.org/drawingml/2006/wordprocessingDrawing" xmlns:w10="urn:schemas-microsoft-com:office:word" xmlns:w="http://schemas.openxmlformats.org/wordprocessingml/2006/main" xmlns:w14="http://schemas.microsoft.com/office/word/2010/wordml" xmlns:w15="http://schemas.microsoft.com/office/word/2012/wordml" xmlns:w16cex="http://schemas.microsoft.com/office/word/2018/wordml/cex" xmlns:w16cid="http://schemas.microsoft.com/office/word/2016/wordml/cid" xmlns:w16="http://schemas.microsoft.com/office/word/2018/wordml" xmlns:w16sdtdh="http://schemas.microsoft.com/office/word/2020/wordml/sdtdatahash" xmlns:w16se="http://schemas.microsoft.com/office/word/2015/wordml/symex" xmlns:wpg="http://schemas.microsoft.com/office/word/2010/wordprocessingGroup" xmlns:wpi="http://schemas.microsoft.com/office/word/2010/wordprocessingInk" xmlns:wne="http://schemas.microsoft.com/office/word/2006/wordml" xmlns:wps="http://schemas.microsoft.com/office/word/2010/wordprocessingShape" mc:Ignorable="w14 w15 w16se w16cid w16 w16cex w16sdtdh wp14">
   <w:footnote w:type="separator" w:id="-1">
     <w:p>
       <w:pPr>
@@ -711,10 +1008,10 @@
 </file>
 
 <file path=word/header1.xml><?xml version="1.0" encoding="utf-8"?>
-<w:hdr xmlns:wpc="http://schemas.microsoft.com/office/word/2010/wordprocessingCanvas" xmlns:cx="http://schemas.microsoft.com/office/drawing/2014/chartex" xmlns:cx1="http://schemas.microsoft.com/office/drawing/2015/9/8/chartex" xmlns:cx2="http://schemas.microsoft.com/office/drawing/2015/10/21/chartex" xmlns:cx3="http://schemas.microsoft.com/office/drawing/2016/5/9/chartex" xmlns:cx4="http://schemas.microsoft.com/office/drawing/2016/5/10/chartex" xmlns:cx5="http://schemas.microsoft.com/office/drawing/2016/5/11/chartex" xmlns:cx6="http://schemas.microsoft.com/office/drawing/2016/5/12/chartex" xmlns:cx7="http://schemas.microsoft.com/office/drawing/2016/5/13/chartex" xmlns:cx8="http://schemas.microsoft.com/office/drawing/2016/5/14/chartex" xmlns:mc="http://schemas.openxmlformats.org/markup-compatibility/2006" xmlns:aink="http://schemas.microsoft.com/office/drawing/2016/ink" xmlns:am3d="http://schemas.microsoft.com/office/drawing/2017/model3d" xmlns:o="urn:schemas-microsoft-com:office:office" xmlns:r="http://schemas.openxmlformats.org/officeDocument/2006/relationships" xmlns:m="http://schemas.openxmlformats.org/officeDocument/2006/math" xmlns:v="urn:schemas-microsoft-com:vml" xmlns:wp14="http://schemas.microsoft.com/office/word/2010/wordprocessingDrawing" xmlns:wp="http://schemas.openxmlformats.org/drawingml/2006/wordprocessingDrawing" xmlns:w10="urn:schemas-microsoft-com:office:word" xmlns:w="http://schemas.openxmlformats.org/wordprocessingml/2006/main" xmlns:w14="http://schemas.microsoft.com/office/word/2010/wordml" xmlns:w15="http://schemas.microsoft.com/office/word/2012/wordml" xmlns:w16cid="http://schemas.microsoft.com/office/word/2016/wordml/cid" xmlns:w16se="http://schemas.microsoft.com/office/word/2015/wordml/symex" xmlns:wpg="http://schemas.microsoft.com/office/word/2010/wordprocessingGroup" xmlns:wpi="http://schemas.microsoft.com/office/word/2010/wordprocessingInk" xmlns:wne="http://schemas.microsoft.com/office/word/2006/wordml" xmlns:wps="http://schemas.microsoft.com/office/word/2010/wordprocessingShape" mc:Ignorable="w14 w15 w16se w16cid wp14">
+<w:hdr xmlns:wpc="http://schemas.microsoft.com/office/word/2010/wordprocessingCanvas" xmlns:cx="http://schemas.microsoft.com/office/drawing/2014/chartex" xmlns:cx1="http://schemas.microsoft.com/office/drawing/2015/9/8/chartex" xmlns:cx2="http://schemas.microsoft.com/office/drawing/2015/10/21/chartex" xmlns:cx3="http://schemas.microsoft.com/office/drawing/2016/5/9/chartex" xmlns:cx4="http://schemas.microsoft.com/office/drawing/2016/5/10/chartex" xmlns:cx5="http://schemas.microsoft.com/office/drawing/2016/5/11/chartex" xmlns:cx6="http://schemas.microsoft.com/office/drawing/2016/5/12/chartex" xmlns:cx7="http://schemas.microsoft.com/office/drawing/2016/5/13/chartex" xmlns:cx8="http://schemas.microsoft.com/office/drawing/2016/5/14/chartex" xmlns:mc="http://schemas.openxmlformats.org/markup-compatibility/2006" xmlns:aink="http://schemas.microsoft.com/office/drawing/2016/ink" xmlns:am3d="http://schemas.microsoft.com/office/drawing/2017/model3d" xmlns:o="urn:schemas-microsoft-com:office:office" xmlns:oel="http://schemas.microsoft.com/office/2019/extlst" xmlns:r="http://schemas.openxmlformats.org/officeDocument/2006/relationships" xmlns:m="http://schemas.openxmlformats.org/officeDocument/2006/math" xmlns:v="urn:schemas-microsoft-com:vml" xmlns:wp14="http://schemas.microsoft.com/office/word/2010/wordprocessingDrawing" xmlns:wp="http://schemas.openxmlformats.org/drawingml/2006/wordprocessingDrawing" xmlns:w10="urn:schemas-microsoft-com:office:word" xmlns:w="http://schemas.openxmlformats.org/wordprocessingml/2006/main" xmlns:w14="http://schemas.microsoft.com/office/word/2010/wordml" xmlns:w15="http://schemas.microsoft.com/office/word/2012/wordml" xmlns:w16cex="http://schemas.microsoft.com/office/word/2018/wordml/cex" xmlns:w16cid="http://schemas.microsoft.com/office/word/2016/wordml/cid" xmlns:w16="http://schemas.microsoft.com/office/word/2018/wordml" xmlns:w16sdtdh="http://schemas.microsoft.com/office/word/2020/wordml/sdtdatahash" xmlns:w16se="http://schemas.microsoft.com/office/word/2015/wordml/symex" xmlns:wpg="http://schemas.microsoft.com/office/word/2010/wordprocessingGroup" xmlns:wpi="http://schemas.microsoft.com/office/word/2010/wordprocessingInk" xmlns:wne="http://schemas.microsoft.com/office/word/2006/wordml" xmlns:wps="http://schemas.microsoft.com/office/word/2010/wordprocessingShape" mc:Ignorable="w14 w15 w16se w16cid w16 w16cex w16sdtdh wp14">
   <w:p>
     <w:pPr>
-      <w:pStyle w:val="Encabezado"/>
+      <w:pStyle w:val="Header"/>
       <w:tabs>
         <w:tab w:val="clear" w:pos="4419"/>
         <w:tab w:val="clear" w:pos="8838"/>
@@ -1129,7 +1426,7 @@
   </w:p>
   <w:p>
     <w:pPr>
-      <w:pStyle w:val="Encabezado"/>
+      <w:pStyle w:val="Header"/>
       <w:tabs>
         <w:tab w:val="clear" w:pos="4419"/>
         <w:tab w:val="clear" w:pos="8838"/>
@@ -1197,7 +1494,7 @@
   </w:p>
   <w:p>
     <w:pPr>
-      <w:pStyle w:val="Encabezado"/>
+      <w:pStyle w:val="Header"/>
       <w:tabs>
         <w:tab w:val="clear" w:pos="4419"/>
         <w:tab w:val="clear" w:pos="8838"/>
@@ -1235,7 +1532,7 @@
   </w:p>
   <w:p>
     <w:pPr>
-      <w:pStyle w:val="Encabezado"/>
+      <w:pStyle w:val="Header"/>
       <w:tabs>
         <w:tab w:val="clear" w:pos="4419"/>
         <w:tab w:val="clear" w:pos="8838"/>
@@ -1255,7 +1552,7 @@
 </file>
 
 <file path=word/numbering.xml><?xml version="1.0" encoding="utf-8"?>
-<w:numbering xmlns:wpc="http://schemas.microsoft.com/office/word/2010/wordprocessingCanvas" xmlns:cx="http://schemas.microsoft.com/office/drawing/2014/chartex" xmlns:cx1="http://schemas.microsoft.com/office/drawing/2015/9/8/chartex" xmlns:cx2="http://schemas.microsoft.com/office/drawing/2015/10/21/chartex" xmlns:cx3="http://schemas.microsoft.com/office/drawing/2016/5/9/chartex" xmlns:cx4="http://schemas.microsoft.com/office/drawing/2016/5/10/chartex" xmlns:cx5="http://schemas.microsoft.com/office/drawing/2016/5/11/chartex" xmlns:cx6="http://schemas.microsoft.com/office/drawing/2016/5/12/chartex" xmlns:cx7="http://schemas.microsoft.com/office/drawing/2016/5/13/chartex" xmlns:cx8="http://schemas.microsoft.com/office/drawing/2016/5/14/chartex" xmlns:mc="http://schemas.openxmlformats.org/markup-compatibility/2006" xmlns:aink="http://schemas.microsoft.com/office/drawing/2016/ink" xmlns:am3d="http://schemas.microsoft.com/office/drawing/2017/model3d" xmlns:o="urn:schemas-microsoft-com:office:office" xmlns:r="http://schemas.openxmlformats.org/officeDocument/2006/relationships" xmlns:m="http://schemas.openxmlformats.org/officeDocument/2006/math" xmlns:v="urn:schemas-microsoft-com:vml" xmlns:wp14="http://schemas.microsoft.com/office/word/2010/wordprocessingDrawing" xmlns:wp="http://schemas.openxmlformats.org/drawingml/2006/wordprocessingDrawing" xmlns:w10="urn:schemas-microsoft-com:office:word" xmlns:w="http://schemas.openxmlformats.org/wordprocessingml/2006/main" xmlns:w14="http://schemas.microsoft.com/office/word/2010/wordml" xmlns:w15="http://schemas.microsoft.com/office/word/2012/wordml" xmlns:w16cid="http://schemas.microsoft.com/office/word/2016/wordml/cid" xmlns:w16se="http://schemas.microsoft.com/office/word/2015/wordml/symex" xmlns:wpg="http://schemas.microsoft.com/office/word/2010/wordprocessingGroup" xmlns:wpi="http://schemas.microsoft.com/office/word/2010/wordprocessingInk" xmlns:wne="http://schemas.microsoft.com/office/word/2006/wordml" xmlns:wps="http://schemas.microsoft.com/office/word/2010/wordprocessingShape" mc:Ignorable="w14 w15 w16se w16cid wp14">
+<w:numbering xmlns:wpc="http://schemas.microsoft.com/office/word/2010/wordprocessingCanvas" xmlns:cx="http://schemas.microsoft.com/office/drawing/2014/chartex" xmlns:cx1="http://schemas.microsoft.com/office/drawing/2015/9/8/chartex" xmlns:cx2="http://schemas.microsoft.com/office/drawing/2015/10/21/chartex" xmlns:cx3="http://schemas.microsoft.com/office/drawing/2016/5/9/chartex" xmlns:cx4="http://schemas.microsoft.com/office/drawing/2016/5/10/chartex" xmlns:cx5="http://schemas.microsoft.com/office/drawing/2016/5/11/chartex" xmlns:cx6="http://schemas.microsoft.com/office/drawing/2016/5/12/chartex" xmlns:cx7="http://schemas.microsoft.com/office/drawing/2016/5/13/chartex" xmlns:cx8="http://schemas.microsoft.com/office/drawing/2016/5/14/chartex" xmlns:mc="http://schemas.openxmlformats.org/markup-compatibility/2006" xmlns:aink="http://schemas.microsoft.com/office/drawing/2016/ink" xmlns:am3d="http://schemas.microsoft.com/office/drawing/2017/model3d" xmlns:o="urn:schemas-microsoft-com:office:office" xmlns:oel="http://schemas.microsoft.com/office/2019/extlst" xmlns:r="http://schemas.openxmlformats.org/officeDocument/2006/relationships" xmlns:m="http://schemas.openxmlformats.org/officeDocument/2006/math" xmlns:v="urn:schemas-microsoft-com:vml" xmlns:wp14="http://schemas.microsoft.com/office/word/2010/wordprocessingDrawing" xmlns:wp="http://schemas.openxmlformats.org/drawingml/2006/wordprocessingDrawing" xmlns:w10="urn:schemas-microsoft-com:office:word" xmlns:w="http://schemas.openxmlformats.org/wordprocessingml/2006/main" xmlns:w14="http://schemas.microsoft.com/office/word/2010/wordml" xmlns:w15="http://schemas.microsoft.com/office/word/2012/wordml" xmlns:w16cex="http://schemas.microsoft.com/office/word/2018/wordml/cex" xmlns:w16cid="http://schemas.microsoft.com/office/word/2016/wordml/cid" xmlns:w16="http://schemas.microsoft.com/office/word/2018/wordml" xmlns:w16sdtdh="http://schemas.microsoft.com/office/word/2020/wordml/sdtdatahash" xmlns:w16se="http://schemas.microsoft.com/office/word/2015/wordml/symex" xmlns:wpg="http://schemas.microsoft.com/office/word/2010/wordprocessingGroup" xmlns:wpi="http://schemas.microsoft.com/office/word/2010/wordprocessingInk" xmlns:wne="http://schemas.microsoft.com/office/word/2006/wordml" xmlns:wps="http://schemas.microsoft.com/office/word/2010/wordprocessingShape" mc:Ignorable="w14 w15 w16se w16cid w16 w16cex w16sdtdh wp14">
   <w:abstractNum w:abstractNumId="0" w15:restartNumberingAfterBreak="0">
     <w:nsid w:val="112F5DAF"/>
     <w:multiLevelType w:val="multilevel"/>
@@ -2042,29 +2339,29 @@
       </w:rPr>
     </w:lvl>
   </w:abstractNum>
-  <w:num w:numId="1">
+  <w:num w:numId="1" w16cid:durableId="61485963">
     <w:abstractNumId w:val="3"/>
   </w:num>
-  <w:num w:numId="2">
+  <w:num w:numId="2" w16cid:durableId="408815603">
     <w:abstractNumId w:val="0"/>
   </w:num>
-  <w:num w:numId="3">
+  <w:num w:numId="3" w16cid:durableId="1749376263">
     <w:abstractNumId w:val="5"/>
   </w:num>
-  <w:num w:numId="4">
+  <w:num w:numId="4" w16cid:durableId="1628193981">
     <w:abstractNumId w:val="2"/>
   </w:num>
-  <w:num w:numId="5">
+  <w:num w:numId="5" w16cid:durableId="2079740062">
     <w:abstractNumId w:val="1"/>
   </w:num>
-  <w:num w:numId="6">
+  <w:num w:numId="6" w16cid:durableId="1685934623">
     <w:abstractNumId w:val="4"/>
   </w:num>
 </w:numbering>
 </file>
 
 <file path=word/styles.xml><?xml version="1.0" encoding="utf-8"?>
-<w:styles xmlns:mc="http://schemas.openxmlformats.org/markup-compatibility/2006" xmlns:r="http://schemas.openxmlformats.org/officeDocument/2006/relationships" xmlns:w="http://schemas.openxmlformats.org/wordprocessingml/2006/main" xmlns:w14="http://schemas.microsoft.com/office/word/2010/wordml" xmlns:w15="http://schemas.microsoft.com/office/word/2012/wordml" xmlns:w16cid="http://schemas.microsoft.com/office/word/2016/wordml/cid" xmlns:w16se="http://schemas.microsoft.com/office/word/2015/wordml/symex" mc:Ignorable="w14 w15 w16se w16cid">
+<w:styles xmlns:mc="http://schemas.openxmlformats.org/markup-compatibility/2006" xmlns:r="http://schemas.openxmlformats.org/officeDocument/2006/relationships" xmlns:w="http://schemas.openxmlformats.org/wordprocessingml/2006/main" xmlns:w14="http://schemas.microsoft.com/office/word/2010/wordml" xmlns:w15="http://schemas.microsoft.com/office/word/2012/wordml" xmlns:w16cex="http://schemas.microsoft.com/office/word/2018/wordml/cex" xmlns:w16cid="http://schemas.microsoft.com/office/word/2016/wordml/cid" xmlns:w16="http://schemas.microsoft.com/office/word/2018/wordml" xmlns:w16sdtdh="http://schemas.microsoft.com/office/word/2020/wordml/sdtdatahash" xmlns:w16se="http://schemas.microsoft.com/office/word/2015/wordml/symex" mc:Ignorable="w14 w15 w16se w16cid w16 w16cex w16sdtdh">
   <w:docDefaults>
     <w:rPrDefault>
       <w:rPr>
@@ -2080,7 +2377,7 @@
       </w:pPr>
     </w:pPrDefault>
   </w:docDefaults>
-  <w:latentStyles w:defLockedState="0" w:defUIPriority="99" w:defSemiHidden="0" w:defUnhideWhenUsed="0" w:defQFormat="0" w:count="375">
+  <w:latentStyles w:defLockedState="0" w:defUIPriority="99" w:defSemiHidden="0" w:defUnhideWhenUsed="0" w:defQFormat="0" w:count="376">
     <w:lsdException w:name="Normal" w:uiPriority="0" w:qFormat="1"/>
     <w:lsdException w:name="heading 1" w:uiPriority="9" w:qFormat="1"/>
     <w:lsdException w:name="heading 2" w:semiHidden="1" w:uiPriority="9" w:unhideWhenUsed="1" w:qFormat="1"/>
@@ -2186,6 +2483,7 @@
     <w:lsdException w:name="HTML Sample" w:semiHidden="1" w:unhideWhenUsed="1"/>
     <w:lsdException w:name="HTML Typewriter" w:semiHidden="1" w:unhideWhenUsed="1"/>
     <w:lsdException w:name="HTML Variable" w:semiHidden="1" w:unhideWhenUsed="1"/>
+    <w:lsdException w:name="Normal Table" w:semiHidden="1" w:unhideWhenUsed="1"/>
     <w:lsdException w:name="annotation subject" w:semiHidden="1" w:unhideWhenUsed="1"/>
     <w:lsdException w:name="No List" w:semiHidden="1" w:unhideWhenUsed="1"/>
     <w:lsdException w:name="Outline List 1" w:semiHidden="1" w:unhideWhenUsed="1"/>
@@ -2229,8 +2527,10 @@
     <w:lsdException w:name="Table Elegant" w:semiHidden="1" w:unhideWhenUsed="1"/>
     <w:lsdException w:name="Table Professional" w:semiHidden="1" w:unhideWhenUsed="1"/>
     <w:lsdException w:name="Table Subtle 1" w:semiHidden="1" w:unhideWhenUsed="1"/>
+    <w:lsdException w:name="Table Subtle 2" w:semiHidden="1" w:unhideWhenUsed="1"/>
     <w:lsdException w:name="Table Web 1" w:semiHidden="1" w:unhideWhenUsed="1"/>
     <w:lsdException w:name="Table Web 2" w:semiHidden="1" w:unhideWhenUsed="1"/>
+    <w:lsdException w:name="Table Web 3" w:semiHidden="1" w:unhideWhenUsed="1"/>
     <w:lsdException w:name="Balloon Text" w:semiHidden="1" w:unhideWhenUsed="1"/>
     <w:lsdException w:name="Table Grid" w:uiPriority="59"/>
     <w:lsdException w:name="Table Theme" w:semiHidden="1" w:unhideWhenUsed="1"/>
@@ -2453,17 +2753,18 @@
     <w:lsdException w:name="Smart Hyperlink" w:semiHidden="1" w:unhideWhenUsed="1"/>
     <w:lsdException w:name="Hashtag" w:semiHidden="1" w:unhideWhenUsed="1"/>
     <w:lsdException w:name="Unresolved Mention" w:semiHidden="1" w:unhideWhenUsed="1"/>
+    <w:lsdException w:name="Smart Link" w:semiHidden="1" w:unhideWhenUsed="1"/>
   </w:latentStyles>
   <w:style w:type="paragraph" w:default="1" w:styleId="Normal">
     <w:name w:val="Normal"/>
     <w:qFormat/>
     <w:rsid w:val="005B13F7"/>
   </w:style>
-  <w:style w:type="paragraph" w:styleId="Ttulo1">
+  <w:style w:type="paragraph" w:styleId="Heading1">
     <w:name w:val="heading 1"/>
     <w:basedOn w:val="Normal"/>
     <w:next w:val="Normal"/>
-    <w:link w:val="Ttulo1Car"/>
+    <w:link w:val="Heading1Char"/>
     <w:uiPriority w:val="9"/>
     <w:qFormat/>
     <w:rsid w:val="00912779"/>
@@ -2484,11 +2785,34 @@
       <w:lang w:val="es-ES_tradnl"/>
     </w:rPr>
   </w:style>
-  <w:style w:type="paragraph" w:styleId="Ttulo3">
+  <w:style w:type="paragraph" w:styleId="Heading2">
+    <w:name w:val="heading 2"/>
+    <w:basedOn w:val="Normal"/>
+    <w:next w:val="Normal"/>
+    <w:link w:val="Heading2Char"/>
+    <w:uiPriority w:val="9"/>
+    <w:semiHidden/>
+    <w:unhideWhenUsed/>
+    <w:qFormat/>
+    <w:rsid w:val="001237C0"/>
+    <w:pPr>
+      <w:keepNext/>
+      <w:keepLines/>
+      <w:spacing w:before="40" w:after="0"/>
+      <w:outlineLvl w:val="1"/>
+    </w:pPr>
+    <w:rPr>
+      <w:rFonts w:asciiTheme="majorHAnsi" w:eastAsiaTheme="majorEastAsia" w:hAnsiTheme="majorHAnsi" w:cstheme="majorBidi"/>
+      <w:color w:val="365F91" w:themeColor="accent1" w:themeShade="BF"/>
+      <w:sz w:val="26"/>
+      <w:szCs w:val="26"/>
+    </w:rPr>
+  </w:style>
+  <w:style w:type="paragraph" w:styleId="Heading3">
     <w:name w:val="heading 3"/>
     <w:basedOn w:val="Normal"/>
     <w:next w:val="Normal"/>
-    <w:link w:val="Ttulo3Car"/>
+    <w:link w:val="Heading3Char"/>
     <w:uiPriority w:val="9"/>
     <w:semiHidden/>
     <w:unhideWhenUsed/>
@@ -2507,13 +2831,12 @@
       <w:szCs w:val="24"/>
     </w:rPr>
   </w:style>
-  <w:style w:type="character" w:default="1" w:styleId="Fuentedeprrafopredeter">
+  <w:style w:type="character" w:default="1" w:styleId="DefaultParagraphFont">
     <w:name w:val="Default Paragraph Font"/>
     <w:uiPriority w:val="1"/>
-    <w:semiHidden/>
     <w:unhideWhenUsed/>
   </w:style>
-  <w:style w:type="table" w:default="1" w:styleId="Tablanormal">
+  <w:style w:type="table" w:default="1" w:styleId="TableNormal">
     <w:name w:val="Normal Table"/>
     <w:uiPriority w:val="99"/>
     <w:semiHidden/>
@@ -2528,16 +2851,16 @@
       </w:tblCellMar>
     </w:tblPr>
   </w:style>
-  <w:style w:type="numbering" w:default="1" w:styleId="Sinlista">
+  <w:style w:type="numbering" w:default="1" w:styleId="NoList">
     <w:name w:val="No List"/>
     <w:uiPriority w:val="99"/>
     <w:semiHidden/>
     <w:unhideWhenUsed/>
   </w:style>
-  <w:style w:type="paragraph" w:styleId="Encabezado">
+  <w:style w:type="paragraph" w:styleId="Header">
     <w:name w:val="header"/>
     <w:basedOn w:val="Normal"/>
-    <w:link w:val="EncabezadoCar"/>
+    <w:link w:val="HeaderChar"/>
     <w:uiPriority w:val="99"/>
     <w:unhideWhenUsed/>
     <w:rsid w:val="000B232F"/>
@@ -2549,17 +2872,17 @@
       <w:spacing w:after="0" w:line="240" w:lineRule="auto"/>
     </w:pPr>
   </w:style>
-  <w:style w:type="character" w:customStyle="1" w:styleId="EncabezadoCar">
-    <w:name w:val="Encabezado Car"/>
-    <w:basedOn w:val="Fuentedeprrafopredeter"/>
-    <w:link w:val="Encabezado"/>
+  <w:style w:type="character" w:customStyle="1" w:styleId="HeaderChar">
+    <w:name w:val="Header Char"/>
+    <w:basedOn w:val="DefaultParagraphFont"/>
+    <w:link w:val="Header"/>
     <w:uiPriority w:val="99"/>
     <w:rsid w:val="000B232F"/>
   </w:style>
-  <w:style w:type="paragraph" w:styleId="Piedepgina">
+  <w:style w:type="paragraph" w:styleId="Footer">
     <w:name w:val="footer"/>
     <w:basedOn w:val="Normal"/>
-    <w:link w:val="PiedepginaCar"/>
+    <w:link w:val="FooterChar"/>
     <w:uiPriority w:val="99"/>
     <w:unhideWhenUsed/>
     <w:rsid w:val="000B232F"/>
@@ -2571,16 +2894,16 @@
       <w:spacing w:after="0" w:line="240" w:lineRule="auto"/>
     </w:pPr>
   </w:style>
-  <w:style w:type="character" w:customStyle="1" w:styleId="PiedepginaCar">
-    <w:name w:val="Pie de página Car"/>
-    <w:basedOn w:val="Fuentedeprrafopredeter"/>
-    <w:link w:val="Piedepgina"/>
+  <w:style w:type="character" w:customStyle="1" w:styleId="FooterChar">
+    <w:name w:val="Footer Char"/>
+    <w:basedOn w:val="DefaultParagraphFont"/>
+    <w:link w:val="Footer"/>
     <w:uiPriority w:val="99"/>
     <w:rsid w:val="000B232F"/>
   </w:style>
-  <w:style w:type="table" w:styleId="Tablaconcuadrcula">
+  <w:style w:type="table" w:styleId="TableGrid">
     <w:name w:val="Table Grid"/>
-    <w:basedOn w:val="Tablanormal"/>
+    <w:basedOn w:val="TableNormal"/>
     <w:uiPriority w:val="59"/>
     <w:rsid w:val="000B232F"/>
     <w:pPr>
@@ -2599,7 +2922,7 @@
   </w:style>
   <w:style w:type="table" w:customStyle="1" w:styleId="Tabladecuadrcula5oscura-nfasis11">
     <w:name w:val="Tabla de cuadrícula 5 oscura - Énfasis 11"/>
-    <w:basedOn w:val="Tablanormal"/>
+    <w:basedOn w:val="TableNormal"/>
     <w:uiPriority w:val="50"/>
     <w:rsid w:val="000B232F"/>
     <w:pPr>
@@ -2703,10 +3026,10 @@
       </w:tcPr>
     </w:tblStylePr>
   </w:style>
-  <w:style w:type="character" w:customStyle="1" w:styleId="Ttulo1Car">
-    <w:name w:val="Título 1 Car"/>
-    <w:basedOn w:val="Fuentedeprrafopredeter"/>
-    <w:link w:val="Ttulo1"/>
+  <w:style w:type="character" w:customStyle="1" w:styleId="Heading1Char">
+    <w:name w:val="Heading 1 Char"/>
+    <w:basedOn w:val="DefaultParagraphFont"/>
+    <w:link w:val="Heading1"/>
     <w:uiPriority w:val="9"/>
     <w:rsid w:val="00912779"/>
     <w:rPr>
@@ -2719,9 +3042,9 @@
       <w:lang w:val="es-ES_tradnl"/>
     </w:rPr>
   </w:style>
-  <w:style w:type="character" w:styleId="Textoennegrita">
+  <w:style w:type="character" w:styleId="Strong">
     <w:name w:val="Strong"/>
-    <w:basedOn w:val="Fuentedeprrafopredeter"/>
+    <w:basedOn w:val="DefaultParagraphFont"/>
     <w:qFormat/>
     <w:rsid w:val="001540DD"/>
     <w:rPr>
@@ -2729,10 +3052,10 @@
       <w:bCs/>
     </w:rPr>
   </w:style>
-  <w:style w:type="paragraph" w:styleId="Textodeglobo">
+  <w:style w:type="paragraph" w:styleId="BalloonText">
     <w:name w:val="Balloon Text"/>
     <w:basedOn w:val="Normal"/>
-    <w:link w:val="TextodegloboCar"/>
+    <w:link w:val="BalloonTextChar"/>
     <w:uiPriority w:val="99"/>
     <w:semiHidden/>
     <w:unhideWhenUsed/>
@@ -2746,10 +3069,10 @@
       <w:szCs w:val="18"/>
     </w:rPr>
   </w:style>
-  <w:style w:type="character" w:customStyle="1" w:styleId="TextodegloboCar">
-    <w:name w:val="Texto de globo Car"/>
-    <w:basedOn w:val="Fuentedeprrafopredeter"/>
-    <w:link w:val="Textodeglobo"/>
+  <w:style w:type="character" w:customStyle="1" w:styleId="BalloonTextChar">
+    <w:name w:val="Balloon Text Char"/>
+    <w:basedOn w:val="DefaultParagraphFont"/>
+    <w:link w:val="BalloonText"/>
     <w:uiPriority w:val="99"/>
     <w:semiHidden/>
     <w:rsid w:val="00B85186"/>
@@ -2759,9 +3082,9 @@
       <w:szCs w:val="18"/>
     </w:rPr>
   </w:style>
-  <w:style w:type="character" w:styleId="Hipervnculo">
+  <w:style w:type="character" w:styleId="Hyperlink">
     <w:name w:val="Hyperlink"/>
-    <w:basedOn w:val="Fuentedeprrafopredeter"/>
+    <w:basedOn w:val="DefaultParagraphFont"/>
     <w:uiPriority w:val="99"/>
     <w:unhideWhenUsed/>
     <w:rsid w:val="00450763"/>
@@ -2770,10 +3093,10 @@
       <w:u w:val="single"/>
     </w:rPr>
   </w:style>
-  <w:style w:type="character" w:customStyle="1" w:styleId="Ttulo3Car">
-    <w:name w:val="Título 3 Car"/>
-    <w:basedOn w:val="Fuentedeprrafopredeter"/>
-    <w:link w:val="Ttulo3"/>
+  <w:style w:type="character" w:customStyle="1" w:styleId="Heading3Char">
+    <w:name w:val="Heading 3 Char"/>
+    <w:basedOn w:val="DefaultParagraphFont"/>
+    <w:link w:val="Heading3"/>
     <w:uiPriority w:val="9"/>
     <w:semiHidden/>
     <w:rsid w:val="005B13F7"/>
@@ -2786,10 +3109,10 @@
   </w:style>
   <w:style w:type="character" w:customStyle="1" w:styleId="apple-converted-space">
     <w:name w:val="apple-converted-space"/>
-    <w:basedOn w:val="Fuentedeprrafopredeter"/>
+    <w:basedOn w:val="DefaultParagraphFont"/>
     <w:rsid w:val="005B13F7"/>
   </w:style>
-  <w:style w:type="paragraph" w:styleId="Prrafodelista">
+  <w:style w:type="paragraph" w:styleId="ListParagraph">
     <w:name w:val="List Paragraph"/>
     <w:basedOn w:val="Normal"/>
     <w:uiPriority w:val="34"/>
@@ -2819,12 +3142,12 @@
   </w:style>
   <w:style w:type="character" w:customStyle="1" w:styleId="displaynone">
     <w:name w:val="displaynone"/>
-    <w:basedOn w:val="Fuentedeprrafopredeter"/>
+    <w:basedOn w:val="DefaultParagraphFont"/>
     <w:rsid w:val="005B13F7"/>
   </w:style>
   <w:style w:type="table" w:customStyle="1" w:styleId="Cuadrculadetablaclara1">
     <w:name w:val="Cuadrícula de tabla clara1"/>
-    <w:basedOn w:val="Tablanormal"/>
+    <w:basedOn w:val="TableNormal"/>
     <w:uiPriority w:val="40"/>
     <w:rsid w:val="00E91310"/>
     <w:pPr>
@@ -2840,6 +3163,60 @@
         <w:insideV w:val="single" w:sz="4" w:space="0" w:color="BFBFBF" w:themeColor="background1" w:themeShade="BF"/>
       </w:tblBorders>
     </w:tblPr>
+  </w:style>
+  <w:style w:type="character" w:customStyle="1" w:styleId="Heading2Char">
+    <w:name w:val="Heading 2 Char"/>
+    <w:basedOn w:val="DefaultParagraphFont"/>
+    <w:link w:val="Heading2"/>
+    <w:uiPriority w:val="9"/>
+    <w:semiHidden/>
+    <w:rsid w:val="001237C0"/>
+    <w:rPr>
+      <w:rFonts w:asciiTheme="majorHAnsi" w:eastAsiaTheme="majorEastAsia" w:hAnsiTheme="majorHAnsi" w:cstheme="majorBidi"/>
+      <w:color w:val="365F91" w:themeColor="accent1" w:themeShade="BF"/>
+      <w:sz w:val="26"/>
+      <w:szCs w:val="26"/>
+    </w:rPr>
+  </w:style>
+  <w:style w:type="paragraph" w:styleId="NoSpacing">
+    <w:name w:val="No Spacing"/>
+    <w:uiPriority w:val="1"/>
+    <w:qFormat/>
+    <w:rsid w:val="006542B8"/>
+    <w:pPr>
+      <w:spacing w:after="0" w:line="240" w:lineRule="auto"/>
+    </w:pPr>
+  </w:style>
+  <w:style w:type="character" w:styleId="UnresolvedMention">
+    <w:name w:val="Unresolved Mention"/>
+    <w:basedOn w:val="DefaultParagraphFont"/>
+    <w:uiPriority w:val="99"/>
+    <w:semiHidden/>
+    <w:unhideWhenUsed/>
+    <w:rsid w:val="003B30BE"/>
+    <w:rPr>
+      <w:color w:val="605E5C"/>
+      <w:shd w:val="clear" w:color="auto" w:fill="E1DFDD"/>
+    </w:rPr>
+  </w:style>
+  <w:style w:type="paragraph" w:styleId="Caption">
+    <w:name w:val="caption"/>
+    <w:basedOn w:val="Normal"/>
+    <w:next w:val="Normal"/>
+    <w:uiPriority w:val="35"/>
+    <w:unhideWhenUsed/>
+    <w:qFormat/>
+    <w:rsid w:val="00B15B33"/>
+    <w:pPr>
+      <w:spacing w:line="240" w:lineRule="auto"/>
+    </w:pPr>
+    <w:rPr>
+      <w:i/>
+      <w:iCs/>
+      <w:color w:val="1F497D" w:themeColor="text2"/>
+      <w:sz w:val="18"/>
+      <w:szCs w:val="18"/>
+    </w:rPr>
   </w:style>
 </w:styles>
 </file>
